--- a/Henk templates/Colonoscopy template.docx
+++ b/Henk templates/Colonoscopy template.docx
@@ -788,64 +788,7 @@
             <w:tcW w:w="2394" w:type="dxa"/>
             <w:vAlign w:val="center"/>
           </w:tcPr>
-          <w:p>
-            <w:r>
-              <w:rPr>
-                <w:noProof/>
-              </w:rPr>
-              <w:drawing>
-                <wp:anchor distT="0" distB="0" distL="114300" distR="114300" simplePos="0" relativeHeight="251661312" behindDoc="1" locked="0" layoutInCell="1" allowOverlap="1" wp14:anchorId="2E1B05DC" wp14:editId="4B159095">
-                  <wp:simplePos x="0" y="0"/>
-                  <wp:positionH relativeFrom="column">
-                    <wp:posOffset>-1609725</wp:posOffset>
-                  </wp:positionH>
-                  <wp:positionV relativeFrom="paragraph">
-                    <wp:posOffset>-858520</wp:posOffset>
-                  </wp:positionV>
-                  <wp:extent cx="3868420" cy="3707130"/>
-                  <wp:effectExtent l="596900" t="647700" r="576580" b="636270"/>
-                  <wp:wrapNone/>
-                  <wp:docPr id="454031202" name="Picture 5" descr="A logo with text in a circle&#10;&#10;AI-generated content may be incorrect."/>
-                  <wp:cNvGraphicFramePr>
-                    <a:graphicFrameLocks xmlns:a="http://schemas.openxmlformats.org/drawingml/2006/main" noChangeAspect="1"/>
-                  </wp:cNvGraphicFramePr>
-                  <a:graphic xmlns:a="http://schemas.openxmlformats.org/drawingml/2006/main">
-                    <a:graphicData uri="http://schemas.openxmlformats.org/drawingml/2006/picture">
-                      <pic:pic xmlns:pic="http://schemas.openxmlformats.org/drawingml/2006/picture">
-                        <pic:nvPicPr>
-                          <pic:cNvPr id="454031202" name="Picture 5" descr="A logo with text in a circle&#10;&#10;AI-generated content may be incorrect."/>
-                          <pic:cNvPicPr/>
-                        </pic:nvPicPr>
-                        <pic:blipFill>
-                          <a:blip r:embed="rId6">
-                            <a:alphaModFix amt="35000"/>
-                          </a:blip>
-                          <a:stretch>
-                            <a:fillRect/>
-                          </a:stretch>
-                        </pic:blipFill>
-                        <pic:spPr>
-                          <a:xfrm rot="20129403">
-                            <a:off x="0" y="0"/>
-                            <a:ext cx="3868420" cy="3707130"/>
-                          </a:xfrm>
-                          <a:prstGeom prst="rect">
-                            <a:avLst/>
-                          </a:prstGeom>
-                        </pic:spPr>
-                      </pic:pic>
-                    </a:graphicData>
-                  </a:graphic>
-                  <wp14:sizeRelH relativeFrom="page">
-                    <wp14:pctWidth>0</wp14:pctWidth>
-                  </wp14:sizeRelH>
-                  <wp14:sizeRelV relativeFrom="page">
-                    <wp14:pctHeight>0</wp14:pctHeight>
-                  </wp14:sizeRelV>
-                </wp:anchor>
-              </w:drawing>
-            </w:r>
-          </w:p>
+          <w:p/>
         </w:tc>
       </w:tr>
     </w:tbl>
@@ -869,7 +812,8 @@
     <w:p>
       <w:pPr>
         <w:sectPr>
-          <w:headerReference w:type="default" r:id="rId7"/>
+          <w:headerReference w:type="default" r:id="rId6"/>
+          <w:footerReference w:type="default" r:id="rId7"/>
           <w:pgSz w:w="11906" w:h="16838"/>
           <w:pgMar w:top="2977" w:right="566" w:bottom="851" w:left="567" w:header="0" w:footer="708" w:gutter="0"/>
           <w:cols w:space="708"/>
@@ -884,7 +828,11 @@
         <w:t xml:space="preserve">Biopsies: </w:t>
       </w:r>
       <w:r>
-        <w:t>{{ biopsies }}</w:t>
+        <w:rPr>
+          <w:b/>
+          <w:bCs/>
+        </w:rPr>
+        <w:t>{{biopsies}}</w:t>
       </w:r>
     </w:p>
     <w:p>
@@ -897,6 +845,8 @@
       </w:pPr>
     </w:p>
     <w:sectPr>
+      <w:headerReference w:type="default" r:id="rId8"/>
+      <w:footerReference w:type="default" r:id="rId9"/>
       <w:pgSz w:w="11906" w:h="16838"/>
       <w:pgMar w:top="1440" w:right="1440" w:bottom="1440" w:left="1440" w:header="708" w:footer="708" w:gutter="0"/>
       <w:cols w:space="708"/>
@@ -923,6 +873,26 @@
     </w:p>
   </w:endnote>
 </w:endnotes>
+</file>
+
+<file path=word/footer1.xml><?xml version="1.0" encoding="utf-8"?>
+<w:ftr xmlns:wpc="http://schemas.microsoft.com/office/word/2010/wordprocessingCanvas" xmlns:cx="http://schemas.microsoft.com/office/drawing/2014/chartex" xmlns:cx1="http://schemas.microsoft.com/office/drawing/2015/9/8/chartex" xmlns:cx2="http://schemas.microsoft.com/office/drawing/2015/10/21/chartex" xmlns:cx3="http://schemas.microsoft.com/office/drawing/2016/5/9/chartex" xmlns:cx4="http://schemas.microsoft.com/office/drawing/2016/5/10/chartex" xmlns:cx5="http://schemas.microsoft.com/office/drawing/2016/5/11/chartex" xmlns:cx6="http://schemas.microsoft.com/office/drawing/2016/5/12/chartex" xmlns:cx7="http://schemas.microsoft.com/office/drawing/2016/5/13/chartex" xmlns:cx8="http://schemas.microsoft.com/office/drawing/2016/5/14/chartex" xmlns:mc="http://schemas.openxmlformats.org/markup-compatibility/2006" xmlns:aink="http://schemas.microsoft.com/office/drawing/2016/ink" xmlns:am3d="http://schemas.microsoft.com/office/drawing/2017/model3d" xmlns:o="urn:schemas-microsoft-com:office:office" xmlns:oel="http://schemas.microsoft.com/office/2019/extlst" xmlns:r="http://schemas.openxmlformats.org/officeDocument/2006/relationships" xmlns:m="http://schemas.openxmlformats.org/officeDocument/2006/math" xmlns:v="urn:schemas-microsoft-com:vml" xmlns:wp14="http://schemas.microsoft.com/office/word/2010/wordprocessingDrawing" xmlns:wp="http://schemas.openxmlformats.org/drawingml/2006/wordprocessingDrawing" xmlns:w10="urn:schemas-microsoft-com:office:word" xmlns:w="http://schemas.openxmlformats.org/wordprocessingml/2006/main" xmlns:w14="http://schemas.microsoft.com/office/word/2010/wordml" xmlns:w15="http://schemas.microsoft.com/office/word/2012/wordml" xmlns:w16cex="http://schemas.microsoft.com/office/word/2018/wordml/cex" xmlns:w16cid="http://schemas.microsoft.com/office/word/2016/wordml/cid" xmlns:w16="http://schemas.microsoft.com/office/word/2018/wordml" xmlns:w16du="http://schemas.microsoft.com/office/word/2023/wordml/word16du" xmlns:w16sdtdh="http://schemas.microsoft.com/office/word/2020/wordml/sdtdatahash" xmlns:w16sdtfl="http://schemas.microsoft.com/office/word/2024/wordml/sdtformatlock" xmlns:w16se="http://schemas.microsoft.com/office/word/2015/wordml/symex" xmlns:wpg="http://schemas.microsoft.com/office/word/2010/wordprocessingGroup" xmlns:wpi="http://schemas.microsoft.com/office/word/2010/wordprocessingInk" xmlns:wne="http://schemas.microsoft.com/office/word/2006/wordml" xmlns:wps="http://schemas.microsoft.com/office/word/2010/wordprocessingShape" mc:Ignorable="w14 w15 w16se w16cid w16 w16cex w16sdtdh w16sdtfl w16du wp14">
+  <w:p>
+    <w:pPr>
+      <w:pStyle w:val="Footer"/>
+    </w:pPr>
+  </w:p>
+</w:ftr>
+</file>
+
+<file path=word/footer2.xml><?xml version="1.0" encoding="utf-8"?>
+<w:ftr xmlns:wpc="http://schemas.microsoft.com/office/word/2010/wordprocessingCanvas" xmlns:cx="http://schemas.microsoft.com/office/drawing/2014/chartex" xmlns:cx1="http://schemas.microsoft.com/office/drawing/2015/9/8/chartex" xmlns:cx2="http://schemas.microsoft.com/office/drawing/2015/10/21/chartex" xmlns:cx3="http://schemas.microsoft.com/office/drawing/2016/5/9/chartex" xmlns:cx4="http://schemas.microsoft.com/office/drawing/2016/5/10/chartex" xmlns:cx5="http://schemas.microsoft.com/office/drawing/2016/5/11/chartex" xmlns:cx6="http://schemas.microsoft.com/office/drawing/2016/5/12/chartex" xmlns:cx7="http://schemas.microsoft.com/office/drawing/2016/5/13/chartex" xmlns:cx8="http://schemas.microsoft.com/office/drawing/2016/5/14/chartex" xmlns:mc="http://schemas.openxmlformats.org/markup-compatibility/2006" xmlns:aink="http://schemas.microsoft.com/office/drawing/2016/ink" xmlns:am3d="http://schemas.microsoft.com/office/drawing/2017/model3d" xmlns:o="urn:schemas-microsoft-com:office:office" xmlns:oel="http://schemas.microsoft.com/office/2019/extlst" xmlns:r="http://schemas.openxmlformats.org/officeDocument/2006/relationships" xmlns:m="http://schemas.openxmlformats.org/officeDocument/2006/math" xmlns:v="urn:schemas-microsoft-com:vml" xmlns:wp14="http://schemas.microsoft.com/office/word/2010/wordprocessingDrawing" xmlns:wp="http://schemas.openxmlformats.org/drawingml/2006/wordprocessingDrawing" xmlns:w10="urn:schemas-microsoft-com:office:word" xmlns:w="http://schemas.openxmlformats.org/wordprocessingml/2006/main" xmlns:w14="http://schemas.microsoft.com/office/word/2010/wordml" xmlns:w15="http://schemas.microsoft.com/office/word/2012/wordml" xmlns:w16cex="http://schemas.microsoft.com/office/word/2018/wordml/cex" xmlns:w16cid="http://schemas.microsoft.com/office/word/2016/wordml/cid" xmlns:w16="http://schemas.microsoft.com/office/word/2018/wordml" xmlns:w16du="http://schemas.microsoft.com/office/word/2023/wordml/word16du" xmlns:w16sdtdh="http://schemas.microsoft.com/office/word/2020/wordml/sdtdatahash" xmlns:w16sdtfl="http://schemas.microsoft.com/office/word/2024/wordml/sdtformatlock" xmlns:w16se="http://schemas.microsoft.com/office/word/2015/wordml/symex" xmlns:wpg="http://schemas.microsoft.com/office/word/2010/wordprocessingGroup" xmlns:wpi="http://schemas.microsoft.com/office/word/2010/wordprocessingInk" xmlns:wne="http://schemas.microsoft.com/office/word/2006/wordml" xmlns:wps="http://schemas.microsoft.com/office/word/2010/wordprocessingShape" mc:Ignorable="w14 w15 w16se w16cid w16 w16cex w16sdtdh w16sdtfl w16du wp14">
+  <w:p>
+    <w:pPr>
+      <w:pStyle w:val="Footer"/>
+    </w:pPr>
+  </w:p>
+</w:ftr>
 </file>
 
 <file path=word/footnotes.xml><?xml version="1.0" encoding="utf-8"?>
@@ -959,7 +929,7 @@
         <w:lang w:val="en-US"/>
       </w:rPr>
       <w:drawing>
-        <wp:anchor distT="0" distB="0" distL="114300" distR="114300" simplePos="0" relativeHeight="251658240" behindDoc="0" locked="0" layoutInCell="1" allowOverlap="1" wp14:anchorId="0CE93DBD" wp14:editId="4E384C72">
+        <wp:anchor distT="0" distB="0" distL="114300" distR="114300" simplePos="0" relativeHeight="251658240" behindDoc="0" locked="0" layoutInCell="1" allowOverlap="1" wp14:anchorId="0CE93DBD" wp14:editId="15980B6B">
           <wp:simplePos x="0" y="0"/>
           <wp:positionH relativeFrom="column">
             <wp:posOffset>219327</wp:posOffset>
@@ -1014,6 +984,27 @@
         </wp:anchor>
       </w:drawing>
     </w:r>
+  </w:p>
+  <w:p>
+    <w:pPr>
+      <w:pStyle w:val="Header"/>
+      <w:rPr>
+        <w:lang w:val="en-US"/>
+      </w:rPr>
+    </w:pPr>
+  </w:p>
+</w:hdr>
+</file>
+
+<file path=word/header2.xml><?xml version="1.0" encoding="utf-8"?>
+<w:hdr xmlns:wpc="http://schemas.microsoft.com/office/word/2010/wordprocessingCanvas" xmlns:cx="http://schemas.microsoft.com/office/drawing/2014/chartex" xmlns:cx1="http://schemas.microsoft.com/office/drawing/2015/9/8/chartex" xmlns:cx2="http://schemas.microsoft.com/office/drawing/2015/10/21/chartex" xmlns:cx3="http://schemas.microsoft.com/office/drawing/2016/5/9/chartex" xmlns:cx4="http://schemas.microsoft.com/office/drawing/2016/5/10/chartex" xmlns:cx5="http://schemas.microsoft.com/office/drawing/2016/5/11/chartex" xmlns:cx6="http://schemas.microsoft.com/office/drawing/2016/5/12/chartex" xmlns:cx7="http://schemas.microsoft.com/office/drawing/2016/5/13/chartex" xmlns:cx8="http://schemas.microsoft.com/office/drawing/2016/5/14/chartex" xmlns:mc="http://schemas.openxmlformats.org/markup-compatibility/2006" xmlns:aink="http://schemas.microsoft.com/office/drawing/2016/ink" xmlns:am3d="http://schemas.microsoft.com/office/drawing/2017/model3d" xmlns:o="urn:schemas-microsoft-com:office:office" xmlns:oel="http://schemas.microsoft.com/office/2019/extlst" xmlns:r="http://schemas.openxmlformats.org/officeDocument/2006/relationships" xmlns:m="http://schemas.openxmlformats.org/officeDocument/2006/math" xmlns:v="urn:schemas-microsoft-com:vml" xmlns:wp14="http://schemas.microsoft.com/office/word/2010/wordprocessingDrawing" xmlns:wp="http://schemas.openxmlformats.org/drawingml/2006/wordprocessingDrawing" xmlns:w10="urn:schemas-microsoft-com:office:word" xmlns:w="http://schemas.openxmlformats.org/wordprocessingml/2006/main" xmlns:w14="http://schemas.microsoft.com/office/word/2010/wordml" xmlns:w15="http://schemas.microsoft.com/office/word/2012/wordml" xmlns:w16cex="http://schemas.microsoft.com/office/word/2018/wordml/cex" xmlns:w16cid="http://schemas.microsoft.com/office/word/2016/wordml/cid" xmlns:w16="http://schemas.microsoft.com/office/word/2018/wordml" xmlns:w16du="http://schemas.microsoft.com/office/word/2023/wordml/word16du" xmlns:w16sdtdh="http://schemas.microsoft.com/office/word/2020/wordml/sdtdatahash" xmlns:w16sdtfl="http://schemas.microsoft.com/office/word/2024/wordml/sdtformatlock" xmlns:w16se="http://schemas.microsoft.com/office/word/2015/wordml/symex" xmlns:wpg="http://schemas.microsoft.com/office/word/2010/wordprocessingGroup" xmlns:wpi="http://schemas.microsoft.com/office/word/2010/wordprocessingInk" xmlns:wne="http://schemas.microsoft.com/office/word/2006/wordml" xmlns:wps="http://schemas.microsoft.com/office/word/2010/wordprocessingShape" mc:Ignorable="w14 w15 w16se w16cid w16 w16cex w16sdtdh w16sdtfl w16du wp14">
+  <w:p>
+    <w:pPr>
+      <w:pStyle w:val="Header"/>
+      <w:rPr>
+        <w:lang w:val="en-US"/>
+      </w:rPr>
+    </w:pPr>
   </w:p>
   <w:p>
     <w:pPr>

--- a/Henk templates/Colonoscopy template.docx
+++ b/Henk templates/Colonoscopy template.docx
@@ -2,8 +2,6 @@
 <file path=word/document.xml><?xml version="1.0" encoding="utf-8"?>
 <w:document xmlns:wpc="http://schemas.microsoft.com/office/word/2010/wordprocessingCanvas" xmlns:cx="http://schemas.microsoft.com/office/drawing/2014/chartex" xmlns:cx1="http://schemas.microsoft.com/office/drawing/2015/9/8/chartex" xmlns:cx2="http://schemas.microsoft.com/office/drawing/2015/10/21/chartex" xmlns:cx3="http://schemas.microsoft.com/office/drawing/2016/5/9/chartex" xmlns:cx4="http://schemas.microsoft.com/office/drawing/2016/5/10/chartex" xmlns:cx5="http://schemas.microsoft.com/office/drawing/2016/5/11/chartex" xmlns:cx6="http://schemas.microsoft.com/office/drawing/2016/5/12/chartex" xmlns:cx7="http://schemas.microsoft.com/office/drawing/2016/5/13/chartex" xmlns:cx8="http://schemas.microsoft.com/office/drawing/2016/5/14/chartex" xmlns:mc="http://schemas.openxmlformats.org/markup-compatibility/2006" xmlns:aink="http://schemas.microsoft.com/office/drawing/2016/ink" xmlns:am3d="http://schemas.microsoft.com/office/drawing/2017/model3d" xmlns:o="urn:schemas-microsoft-com:office:office" xmlns:oel="http://schemas.microsoft.com/office/2019/extlst" xmlns:r="http://schemas.openxmlformats.org/officeDocument/2006/relationships" xmlns:m="http://schemas.openxmlformats.org/officeDocument/2006/math" xmlns:v="urn:schemas-microsoft-com:vml" xmlns:wp14="http://schemas.microsoft.com/office/word/2010/wordprocessingDrawing" xmlns:wp="http://schemas.openxmlformats.org/drawingml/2006/wordprocessingDrawing" xmlns:w10="urn:schemas-microsoft-com:office:word" xmlns:w="http://schemas.openxmlformats.org/wordprocessingml/2006/main" xmlns:w14="http://schemas.microsoft.com/office/word/2010/wordml" xmlns:w15="http://schemas.microsoft.com/office/word/2012/wordml" xmlns:w16cex="http://schemas.microsoft.com/office/word/2018/wordml/cex" xmlns:w16cid="http://schemas.microsoft.com/office/word/2016/wordml/cid" xmlns:w16="http://schemas.microsoft.com/office/word/2018/wordml" xmlns:w16du="http://schemas.microsoft.com/office/word/2023/wordml/word16du" xmlns:w16sdtdh="http://schemas.microsoft.com/office/word/2020/wordml/sdtdatahash" xmlns:w16sdtfl="http://schemas.microsoft.com/office/word/2024/wordml/sdtformatlock" xmlns:w16se="http://schemas.microsoft.com/office/word/2015/wordml/symex" xmlns:wpg="http://schemas.microsoft.com/office/word/2010/wordprocessingGroup" xmlns:wpi="http://schemas.microsoft.com/office/word/2010/wordprocessingInk" xmlns:wne="http://schemas.microsoft.com/office/word/2006/wordml" xmlns:wps="http://schemas.microsoft.com/office/word/2010/wordprocessingShape" mc:Ignorable="w14 w15 w16se w16cid w16 w16cex w16sdtdh w16sdtfl w16du wp14">
   <w:body>
-    <w:p/>
-    <w:p/>
     <w:p/>
     <w:p>
       <w:pPr>
@@ -813,7 +811,6 @@
       <w:pPr>
         <w:sectPr>
           <w:headerReference w:type="default" r:id="rId6"/>
-          <w:footerReference w:type="default" r:id="rId7"/>
           <w:pgSz w:w="11906" w:h="16838"/>
           <w:pgMar w:top="2977" w:right="566" w:bottom="851" w:left="567" w:header="0" w:footer="708" w:gutter="0"/>
           <w:cols w:space="708"/>
@@ -845,8 +842,8 @@
       </w:pPr>
     </w:p>
     <w:sectPr>
-      <w:headerReference w:type="default" r:id="rId8"/>
-      <w:footerReference w:type="default" r:id="rId9"/>
+      <w:headerReference w:type="default" r:id="rId7"/>
+      <w:footerReference w:type="default" r:id="rId8"/>
       <w:pgSz w:w="11906" w:h="16838"/>
       <w:pgMar w:top="1440" w:right="1440" w:bottom="1440" w:left="1440" w:header="708" w:footer="708" w:gutter="0"/>
       <w:cols w:space="708"/>
@@ -876,16 +873,6 @@
 </file>
 
 <file path=word/footer1.xml><?xml version="1.0" encoding="utf-8"?>
-<w:ftr xmlns:wpc="http://schemas.microsoft.com/office/word/2010/wordprocessingCanvas" xmlns:cx="http://schemas.microsoft.com/office/drawing/2014/chartex" xmlns:cx1="http://schemas.microsoft.com/office/drawing/2015/9/8/chartex" xmlns:cx2="http://schemas.microsoft.com/office/drawing/2015/10/21/chartex" xmlns:cx3="http://schemas.microsoft.com/office/drawing/2016/5/9/chartex" xmlns:cx4="http://schemas.microsoft.com/office/drawing/2016/5/10/chartex" xmlns:cx5="http://schemas.microsoft.com/office/drawing/2016/5/11/chartex" xmlns:cx6="http://schemas.microsoft.com/office/drawing/2016/5/12/chartex" xmlns:cx7="http://schemas.microsoft.com/office/drawing/2016/5/13/chartex" xmlns:cx8="http://schemas.microsoft.com/office/drawing/2016/5/14/chartex" xmlns:mc="http://schemas.openxmlformats.org/markup-compatibility/2006" xmlns:aink="http://schemas.microsoft.com/office/drawing/2016/ink" xmlns:am3d="http://schemas.microsoft.com/office/drawing/2017/model3d" xmlns:o="urn:schemas-microsoft-com:office:office" xmlns:oel="http://schemas.microsoft.com/office/2019/extlst" xmlns:r="http://schemas.openxmlformats.org/officeDocument/2006/relationships" xmlns:m="http://schemas.openxmlformats.org/officeDocument/2006/math" xmlns:v="urn:schemas-microsoft-com:vml" xmlns:wp14="http://schemas.microsoft.com/office/word/2010/wordprocessingDrawing" xmlns:wp="http://schemas.openxmlformats.org/drawingml/2006/wordprocessingDrawing" xmlns:w10="urn:schemas-microsoft-com:office:word" xmlns:w="http://schemas.openxmlformats.org/wordprocessingml/2006/main" xmlns:w14="http://schemas.microsoft.com/office/word/2010/wordml" xmlns:w15="http://schemas.microsoft.com/office/word/2012/wordml" xmlns:w16cex="http://schemas.microsoft.com/office/word/2018/wordml/cex" xmlns:w16cid="http://schemas.microsoft.com/office/word/2016/wordml/cid" xmlns:w16="http://schemas.microsoft.com/office/word/2018/wordml" xmlns:w16du="http://schemas.microsoft.com/office/word/2023/wordml/word16du" xmlns:w16sdtdh="http://schemas.microsoft.com/office/word/2020/wordml/sdtdatahash" xmlns:w16sdtfl="http://schemas.microsoft.com/office/word/2024/wordml/sdtformatlock" xmlns:w16se="http://schemas.microsoft.com/office/word/2015/wordml/symex" xmlns:wpg="http://schemas.microsoft.com/office/word/2010/wordprocessingGroup" xmlns:wpi="http://schemas.microsoft.com/office/word/2010/wordprocessingInk" xmlns:wne="http://schemas.microsoft.com/office/word/2006/wordml" xmlns:wps="http://schemas.microsoft.com/office/word/2010/wordprocessingShape" mc:Ignorable="w14 w15 w16se w16cid w16 w16cex w16sdtdh w16sdtfl w16du wp14">
-  <w:p>
-    <w:pPr>
-      <w:pStyle w:val="Footer"/>
-    </w:pPr>
-  </w:p>
-</w:ftr>
-</file>
-
-<file path=word/footer2.xml><?xml version="1.0" encoding="utf-8"?>
 <w:ftr xmlns:wpc="http://schemas.microsoft.com/office/word/2010/wordprocessingCanvas" xmlns:cx="http://schemas.microsoft.com/office/drawing/2014/chartex" xmlns:cx1="http://schemas.microsoft.com/office/drawing/2015/9/8/chartex" xmlns:cx2="http://schemas.microsoft.com/office/drawing/2015/10/21/chartex" xmlns:cx3="http://schemas.microsoft.com/office/drawing/2016/5/9/chartex" xmlns:cx4="http://schemas.microsoft.com/office/drawing/2016/5/10/chartex" xmlns:cx5="http://schemas.microsoft.com/office/drawing/2016/5/11/chartex" xmlns:cx6="http://schemas.microsoft.com/office/drawing/2016/5/12/chartex" xmlns:cx7="http://schemas.microsoft.com/office/drawing/2016/5/13/chartex" xmlns:cx8="http://schemas.microsoft.com/office/drawing/2016/5/14/chartex" xmlns:mc="http://schemas.openxmlformats.org/markup-compatibility/2006" xmlns:aink="http://schemas.microsoft.com/office/drawing/2016/ink" xmlns:am3d="http://schemas.microsoft.com/office/drawing/2017/model3d" xmlns:o="urn:schemas-microsoft-com:office:office" xmlns:oel="http://schemas.microsoft.com/office/2019/extlst" xmlns:r="http://schemas.openxmlformats.org/officeDocument/2006/relationships" xmlns:m="http://schemas.openxmlformats.org/officeDocument/2006/math" xmlns:v="urn:schemas-microsoft-com:vml" xmlns:wp14="http://schemas.microsoft.com/office/word/2010/wordprocessingDrawing" xmlns:wp="http://schemas.openxmlformats.org/drawingml/2006/wordprocessingDrawing" xmlns:w10="urn:schemas-microsoft-com:office:word" xmlns:w="http://schemas.openxmlformats.org/wordprocessingml/2006/main" xmlns:w14="http://schemas.microsoft.com/office/word/2010/wordml" xmlns:w15="http://schemas.microsoft.com/office/word/2012/wordml" xmlns:w16cex="http://schemas.microsoft.com/office/word/2018/wordml/cex" xmlns:w16cid="http://schemas.microsoft.com/office/word/2016/wordml/cid" xmlns:w16="http://schemas.microsoft.com/office/word/2018/wordml" xmlns:w16du="http://schemas.microsoft.com/office/word/2023/wordml/word16du" xmlns:w16sdtdh="http://schemas.microsoft.com/office/word/2020/wordml/sdtdatahash" xmlns:w16sdtfl="http://schemas.microsoft.com/office/word/2024/wordml/sdtformatlock" xmlns:w16se="http://schemas.microsoft.com/office/word/2015/wordml/symex" xmlns:wpg="http://schemas.microsoft.com/office/word/2010/wordprocessingGroup" xmlns:wpi="http://schemas.microsoft.com/office/word/2010/wordprocessingInk" xmlns:wne="http://schemas.microsoft.com/office/word/2006/wordml" xmlns:wps="http://schemas.microsoft.com/office/word/2010/wordprocessingShape" mc:Ignorable="w14 w15 w16se w16cid w16 w16cex w16sdtdh w16sdtfl w16du wp14">
   <w:p>
     <w:pPr>
@@ -929,18 +916,10 @@
         <w:lang w:val="en-US"/>
       </w:rPr>
       <w:drawing>
-        <wp:anchor distT="0" distB="0" distL="114300" distR="114300" simplePos="0" relativeHeight="251658240" behindDoc="0" locked="0" layoutInCell="1" allowOverlap="1" wp14:anchorId="0CE93DBD" wp14:editId="15980B6B">
-          <wp:simplePos x="0" y="0"/>
-          <wp:positionH relativeFrom="column">
-            <wp:posOffset>219327</wp:posOffset>
-          </wp:positionH>
-          <wp:positionV relativeFrom="paragraph">
-            <wp:posOffset>186603</wp:posOffset>
-          </wp:positionV>
-          <wp:extent cx="6889315" cy="1657643"/>
-          <wp:effectExtent l="0" t="0" r="0" b="6350"/>
-          <wp:wrapNone/>
-          <wp:docPr id="1887750818" name="Picture 1" descr="A close-up of a medical certificate&#10;&#10;AI-generated content may be incorrect."/>
+        <wp:inline distT="0" distB="0" distL="0" distR="0" wp14:anchorId="0C79988F" wp14:editId="2A13AC1C">
+          <wp:extent cx="7184571" cy="2033270"/>
+          <wp:effectExtent l="0" t="0" r="3810" b="0"/>
+          <wp:docPr id="1151087234" name="Picture 1" descr="A close-up of a medical prescription&#10;&#10;AI-generated content may be incorrect."/>
           <wp:cNvGraphicFramePr>
             <a:graphicFrameLocks xmlns:a="http://schemas.openxmlformats.org/drawingml/2006/main" noChangeAspect="1"/>
           </wp:cNvGraphicFramePr>
@@ -948,7 +927,7 @@
             <a:graphicData uri="http://schemas.openxmlformats.org/drawingml/2006/picture">
               <pic:pic xmlns:pic="http://schemas.openxmlformats.org/drawingml/2006/picture">
                 <pic:nvPicPr>
-                  <pic:cNvPr id="1887750818" name="Picture 1" descr="A close-up of a medical certificate&#10;&#10;AI-generated content may be incorrect."/>
+                  <pic:cNvPr id="1151087234" name="Picture 1" descr="A close-up of a medical prescription&#10;&#10;AI-generated content may be incorrect."/>
                   <pic:cNvPicPr/>
                 </pic:nvPicPr>
                 <pic:blipFill>
@@ -966,7 +945,7 @@
                 <pic:spPr>
                   <a:xfrm>
                     <a:off x="0" y="0"/>
-                    <a:ext cx="6889315" cy="1657643"/>
+                    <a:ext cx="7190737" cy="2035015"/>
                   </a:xfrm>
                   <a:prstGeom prst="rect">
                     <a:avLst/>
@@ -975,13 +954,7 @@
               </pic:pic>
             </a:graphicData>
           </a:graphic>
-          <wp14:sizeRelH relativeFrom="page">
-            <wp14:pctWidth>0</wp14:pctWidth>
-          </wp14:sizeRelH>
-          <wp14:sizeRelV relativeFrom="page">
-            <wp14:pctHeight>0</wp14:pctHeight>
-          </wp14:sizeRelV>
-        </wp:anchor>
+        </wp:inline>
       </w:drawing>
     </w:r>
   </w:p>
